--- a/计算机系统知识.docx
+++ b/计算机系统知识.docx
@@ -63,6 +63,7 @@
     <w:p>
       <w:pPr>
         <w:numPr>
+          <w:ilvl w:val="0"/>
           <w:numId w:val="0"/>
         </w:numPr>
         <w:ind w:leftChars="0" w:firstLine="420" w:firstLineChars="0"/>
@@ -82,6 +83,7 @@
     <w:p>
       <w:pPr>
         <w:numPr>
+          <w:ilvl w:val="0"/>
           <w:numId w:val="0"/>
         </w:numPr>
         <w:rPr>
@@ -184,6 +186,7 @@
     <w:p>
       <w:pPr>
         <w:numPr>
+          <w:ilvl w:val="0"/>
           <w:numId w:val="0"/>
         </w:numPr>
         <w:ind w:leftChars="0" w:firstLine="420" w:firstLineChars="0"/>
@@ -203,6 +206,7 @@
     <w:p>
       <w:pPr>
         <w:numPr>
+          <w:ilvl w:val="0"/>
           <w:numId w:val="0"/>
         </w:numPr>
         <w:ind w:leftChars="0" w:firstLine="420" w:firstLineChars="0"/>
@@ -222,6 +226,7 @@
     <w:p>
       <w:pPr>
         <w:numPr>
+          <w:ilvl w:val="0"/>
           <w:numId w:val="0"/>
         </w:numPr>
       </w:pPr>
@@ -272,6 +277,7 @@
     <w:p>
       <w:pPr>
         <w:numPr>
+          <w:ilvl w:val="0"/>
           <w:numId w:val="0"/>
         </w:numPr>
       </w:pPr>
@@ -322,6 +328,7 @@
     <w:p>
       <w:pPr>
         <w:numPr>
+          <w:ilvl w:val="0"/>
           <w:numId w:val="0"/>
         </w:numPr>
       </w:pPr>
@@ -369,6 +376,7 @@
     <w:p>
       <w:pPr>
         <w:numPr>
+          <w:ilvl w:val="0"/>
           <w:numId w:val="0"/>
         </w:numPr>
         <w:ind w:leftChars="0" w:firstLine="420" w:firstLineChars="0"/>
@@ -488,6 +496,7 @@
     <w:p>
       <w:pPr>
         <w:numPr>
+          <w:ilvl w:val="0"/>
           <w:numId w:val="0"/>
         </w:numPr>
         <w:ind w:leftChars="0"/>
@@ -579,6 +588,7 @@
     <w:p>
       <w:pPr>
         <w:numPr>
+          <w:ilvl w:val="0"/>
           <w:numId w:val="0"/>
         </w:numPr>
         <w:ind w:leftChars="0" w:firstLine="420" w:firstLineChars="0"/>
@@ -598,6 +608,7 @@
     <w:p>
       <w:pPr>
         <w:numPr>
+          <w:ilvl w:val="0"/>
           <w:numId w:val="0"/>
         </w:numPr>
         <w:ind w:leftChars="0" w:firstLine="420" w:firstLineChars="0"/>
@@ -737,6 +748,7 @@
     <w:p>
       <w:pPr>
         <w:numPr>
+          <w:ilvl w:val="0"/>
           <w:numId w:val="0"/>
         </w:numPr>
         <w:ind w:leftChars="0" w:firstLine="420" w:firstLineChars="0"/>
@@ -756,6 +768,7 @@
     <w:p>
       <w:pPr>
         <w:numPr>
+          <w:ilvl w:val="0"/>
           <w:numId w:val="0"/>
         </w:numPr>
         <w:ind w:leftChars="0" w:firstLine="420" w:firstLineChars="0"/>
@@ -775,6 +788,7 @@
     <w:p>
       <w:pPr>
         <w:numPr>
+          <w:ilvl w:val="0"/>
           <w:numId w:val="0"/>
         </w:numPr>
       </w:pPr>
@@ -845,6 +859,7 @@
     <w:p>
       <w:pPr>
         <w:numPr>
+          <w:ilvl w:val="0"/>
           <w:numId w:val="0"/>
         </w:numPr>
         <w:ind w:leftChars="0" w:firstLine="420" w:firstLineChars="0"/>
@@ -864,6 +879,7 @@
     <w:p>
       <w:pPr>
         <w:numPr>
+          <w:ilvl w:val="0"/>
           <w:numId w:val="0"/>
         </w:numPr>
         <w:ind w:firstLine="420" w:firstLineChars="0"/>
@@ -883,6 +899,7 @@
     <w:p>
       <w:pPr>
         <w:numPr>
+          <w:ilvl w:val="0"/>
           <w:numId w:val="0"/>
         </w:numPr>
         <w:ind w:firstLine="420" w:firstLineChars="0"/>
@@ -902,6 +919,7 @@
     <w:p>
       <w:pPr>
         <w:numPr>
+          <w:ilvl w:val="0"/>
           <w:numId w:val="0"/>
         </w:numPr>
       </w:pPr>
@@ -972,6 +990,7 @@
     <w:p>
       <w:pPr>
         <w:numPr>
+          <w:ilvl w:val="0"/>
           <w:numId w:val="0"/>
         </w:numPr>
         <w:ind w:leftChars="0" w:firstLine="420" w:firstLineChars="0"/>
@@ -991,6 +1010,7 @@
     <w:p>
       <w:pPr>
         <w:numPr>
+          <w:ilvl w:val="0"/>
           <w:numId w:val="0"/>
         </w:numPr>
         <w:ind w:leftChars="0" w:firstLine="420" w:firstLineChars="0"/>
@@ -1010,14 +1030,16 @@
     <w:p>
       <w:pPr>
         <w:numPr>
-          <w:numId w:val="0"/>
-        </w:numPr>
-        <w:rPr>
-          <w:rFonts w:hint="default"/>
-          <w:lang w:val="en-US" w:eastAsia="zh-CN"/>
-        </w:rPr>
-      </w:pPr>
-      <w:bookmarkStart w:id="0" w:name="_GoBack"/>
+          <w:ilvl w:val="0"/>
+          <w:numId w:val="0"/>
+        </w:numPr>
+        <w:rPr>
+          <w:rFonts w:hint="default" w:ascii="宋体" w:hAnsi="宋体" w:eastAsia="宋体" w:cs="宋体"/>
+          <w:sz w:val="24"/>
+          <w:szCs w:val="24"/>
+          <w:lang w:val="en-US" w:eastAsia="zh-CN"/>
+        </w:rPr>
+      </w:pPr>
       <w:r>
         <w:rPr>
           <w:rFonts w:ascii="宋体" w:hAnsi="宋体" w:eastAsia="宋体" w:cs="宋体"/>
@@ -1066,6 +1088,7 @@
           </wp:inline>
         </w:drawing>
       </w:r>
+      <w:bookmarkStart w:id="0" w:name="_GoBack"/>
       <w:bookmarkEnd w:id="0"/>
     </w:p>
     <w:sectPr>

--- a/计算机系统知识.docx
+++ b/计算机系统知识.docx
@@ -490,7 +490,7 @@
           <w:rFonts w:hint="eastAsia"/>
           <w:lang w:val="en-US" w:eastAsia="zh-CN"/>
         </w:rPr>
-        <w:t>然后创建第一个用户进程（PID = 1），对用户空间进行服务；</w:t>
+        <w:t>然后创建第一个用户进程（systemd/init,通常PID = 1），对用户空间进行服务；</w:t>
       </w:r>
     </w:p>
     <w:p>
@@ -1034,10 +1034,9 @@
           <w:numId w:val="0"/>
         </w:numPr>
         <w:rPr>
-          <w:rFonts w:hint="default" w:ascii="宋体" w:hAnsi="宋体" w:eastAsia="宋体" w:cs="宋体"/>
+          <w:rFonts w:ascii="宋体" w:hAnsi="宋体" w:eastAsia="宋体" w:cs="宋体"/>
           <w:sz w:val="24"/>
           <w:szCs w:val="24"/>
-          <w:lang w:val="en-US" w:eastAsia="zh-CN"/>
         </w:rPr>
       </w:pPr>
       <w:r>
@@ -1088,8 +1087,857 @@
           </wp:inline>
         </w:drawing>
       </w:r>
+    </w:p>
+    <w:p>
+      <w:pPr>
+        <w:numPr>
+          <w:ilvl w:val="0"/>
+          <w:numId w:val="1"/>
+        </w:numPr>
+        <w:ind w:left="0" w:leftChars="0" w:firstLine="0" w:firstLineChars="0"/>
+        <w:rPr>
+          <w:rFonts w:hint="default" w:ascii="宋体" w:hAnsi="宋体" w:eastAsia="宋体" w:cs="宋体"/>
+          <w:sz w:val="24"/>
+          <w:szCs w:val="24"/>
+          <w:lang w:val="en-US" w:eastAsia="zh-CN"/>
+        </w:rPr>
+      </w:pPr>
+      <w:r>
+        <w:rPr>
+          <w:rFonts w:hint="eastAsia" w:ascii="宋体" w:hAnsi="宋体" w:eastAsia="宋体" w:cs="宋体"/>
+          <w:sz w:val="24"/>
+          <w:szCs w:val="24"/>
+          <w:lang w:val="en-US" w:eastAsia="zh-CN"/>
+        </w:rPr>
+        <w:t>Linux文件系统</w:t>
+      </w:r>
+    </w:p>
+    <w:p>
+      <w:pPr>
+        <w:numPr>
+          <w:ilvl w:val="1"/>
+          <w:numId w:val="1"/>
+        </w:numPr>
+        <w:ind w:left="0" w:leftChars="0" w:firstLine="0" w:firstLineChars="0"/>
+        <w:rPr>
+          <w:rFonts w:hint="default" w:ascii="宋体" w:hAnsi="宋体" w:eastAsia="宋体" w:cs="宋体"/>
+          <w:sz w:val="24"/>
+          <w:szCs w:val="24"/>
+          <w:lang w:val="en-US" w:eastAsia="zh-CN"/>
+        </w:rPr>
+      </w:pPr>
+      <w:r>
+        <w:rPr>
+          <w:rFonts w:hint="eastAsia" w:ascii="宋体" w:hAnsi="宋体" w:eastAsia="宋体" w:cs="宋体"/>
+          <w:sz w:val="24"/>
+          <w:szCs w:val="24"/>
+          <w:lang w:val="en-US" w:eastAsia="zh-CN"/>
+        </w:rPr>
+        <w:t>概述</w:t>
+      </w:r>
+    </w:p>
+    <w:p>
+      <w:pPr>
+        <w:numPr>
+          <w:ilvl w:val="0"/>
+          <w:numId w:val="0"/>
+        </w:numPr>
+        <w:ind w:leftChars="0" w:firstLine="420" w:firstLineChars="0"/>
+        <w:rPr>
+          <w:rFonts w:hint="eastAsia"/>
+          <w:lang w:val="en-US" w:eastAsia="zh-CN"/>
+        </w:rPr>
+      </w:pPr>
+      <w:r>
+        <w:rPr>
+          <w:rFonts w:hint="eastAsia"/>
+          <w:lang w:val="en-US" w:eastAsia="zh-CN"/>
+        </w:rPr>
+        <w:t>Linux内核分为引导文件系统（bootfs）和根文件系统（rootfs）</w:t>
+      </w:r>
+    </w:p>
+    <w:p>
+      <w:pPr>
+        <w:numPr>
+          <w:ilvl w:val="0"/>
+          <w:numId w:val="0"/>
+        </w:numPr>
+        <w:ind w:leftChars="0" w:firstLine="420" w:firstLineChars="0"/>
+        <w:rPr>
+          <w:rFonts w:hint="eastAsia"/>
+          <w:lang w:val="en-US" w:eastAsia="zh-CN"/>
+        </w:rPr>
+      </w:pPr>
+      <w:r>
+        <w:rPr>
+          <w:rFonts w:hint="eastAsia"/>
+          <w:lang w:val="en-US" w:eastAsia="zh-CN"/>
+        </w:rPr>
+        <w:t>bootfs是用来引导加载Linux内核的（/boot）；</w:t>
+      </w:r>
+    </w:p>
+    <w:p>
+      <w:pPr>
+        <w:numPr>
+          <w:ilvl w:val="0"/>
+          <w:numId w:val="0"/>
+        </w:numPr>
+        <w:ind w:leftChars="0" w:firstLine="420" w:firstLineChars="0"/>
+        <w:rPr>
+          <w:rFonts w:hint="eastAsia"/>
+          <w:lang w:val="en-US" w:eastAsia="zh-CN"/>
+        </w:rPr>
+      </w:pPr>
+      <w:r>
+        <w:rPr>
+          <w:rFonts w:hint="eastAsia"/>
+          <w:lang w:val="en-US" w:eastAsia="zh-CN"/>
+        </w:rPr>
+        <w:t>Rootfs则是操作系统用来生成用户空间的目录（如:/etc,/root等）；</w:t>
+      </w:r>
+    </w:p>
+    <w:p>
+      <w:pPr>
+        <w:numPr>
+          <w:ilvl w:val="0"/>
+          <w:numId w:val="0"/>
+        </w:numPr>
+        <w:ind w:leftChars="0" w:firstLine="420" w:firstLineChars="0"/>
+        <w:rPr>
+          <w:rFonts w:hint="eastAsia"/>
+          <w:lang w:val="en-US" w:eastAsia="zh-CN"/>
+        </w:rPr>
+      </w:pPr>
+      <w:r>
+        <w:rPr>
+          <w:rFonts w:hint="eastAsia"/>
+          <w:lang w:val="en-US" w:eastAsia="zh-CN"/>
+        </w:rPr>
+        <w:t>不同版本的Linux系统，bootfs一致但是Rootfs可能不一致</w:t>
+      </w:r>
+    </w:p>
+    <w:p>
+      <w:pPr>
+        <w:numPr>
+          <w:ilvl w:val="0"/>
+          <w:numId w:val="0"/>
+        </w:numPr>
+      </w:pPr>
+      <w:r>
+        <w:drawing>
+          <wp:inline distT="0" distB="0" distL="114300" distR="114300">
+            <wp:extent cx="5272405" cy="3857625"/>
+            <wp:effectExtent l="0" t="0" r="4445" b="9525"/>
+            <wp:docPr id="1" name="图片 1"/>
+            <wp:cNvGraphicFramePr>
+              <a:graphicFrameLocks xmlns:a="http://schemas.openxmlformats.org/drawingml/2006/main" noChangeAspect="1"/>
+            </wp:cNvGraphicFramePr>
+            <a:graphic xmlns:a="http://schemas.openxmlformats.org/drawingml/2006/main">
+              <a:graphicData uri="http://schemas.openxmlformats.org/drawingml/2006/picture">
+                <pic:pic xmlns:pic="http://schemas.openxmlformats.org/drawingml/2006/picture">
+                  <pic:nvPicPr>
+                    <pic:cNvPr id="1" name="图片 1"/>
+                    <pic:cNvPicPr>
+                      <a:picLocks noChangeAspect="1"/>
+                    </pic:cNvPicPr>
+                  </pic:nvPicPr>
+                  <pic:blipFill>
+                    <a:blip r:embed="rId12"/>
+                    <a:stretch>
+                      <a:fillRect/>
+                    </a:stretch>
+                  </pic:blipFill>
+                  <pic:spPr>
+                    <a:xfrm>
+                      <a:off x="0" y="0"/>
+                      <a:ext cx="5272405" cy="3857625"/>
+                    </a:xfrm>
+                    <a:prstGeom prst="rect">
+                      <a:avLst/>
+                    </a:prstGeom>
+                    <a:noFill/>
+                    <a:ln>
+                      <a:noFill/>
+                    </a:ln>
+                  </pic:spPr>
+                </pic:pic>
+              </a:graphicData>
+            </a:graphic>
+          </wp:inline>
+        </w:drawing>
+      </w:r>
+    </w:p>
+    <w:p>
+      <w:pPr>
+        <w:numPr>
+          <w:ilvl w:val="1"/>
+          <w:numId w:val="1"/>
+        </w:numPr>
+        <w:ind w:left="0" w:leftChars="0" w:firstLine="0" w:firstLineChars="0"/>
+        <w:rPr>
+          <w:rFonts w:hint="default" w:eastAsiaTheme="minorEastAsia"/>
+          <w:lang w:val="en-US" w:eastAsia="zh-CN"/>
+        </w:rPr>
+      </w:pPr>
+      <w:r>
+        <w:rPr>
+          <w:rFonts w:hint="eastAsia"/>
+          <w:lang w:val="en-US" w:eastAsia="zh-CN"/>
+        </w:rPr>
+        <w:t xml:space="preserve">UnionFS </w:t>
+      </w:r>
+    </w:p>
+    <w:p>
+      <w:pPr>
+        <w:numPr>
+          <w:numId w:val="0"/>
+        </w:numPr>
+        <w:ind w:leftChars="0" w:firstLine="420" w:firstLineChars="0"/>
+        <w:rPr>
+          <w:rFonts w:hint="eastAsia"/>
+          <w:lang w:val="en-US" w:eastAsia="zh-CN"/>
+        </w:rPr>
+      </w:pPr>
+      <w:r>
+        <w:rPr>
+          <w:rFonts w:hint="eastAsia"/>
+          <w:lang w:val="en-US" w:eastAsia="zh-CN"/>
+        </w:rPr>
+        <w:t>UnionFS 是Linux内核提供的文件联合技术的规范。提出了将不同的文件目录中的内容，以层的方式挂载到指定的目录中，以完成对文件的统一管理和使用。</w:t>
+      </w:r>
+    </w:p>
+    <w:p>
+      <w:pPr>
+        <w:numPr>
+          <w:numId w:val="0"/>
+        </w:numPr>
+        <w:ind w:leftChars="0" w:firstLine="420" w:firstLineChars="0"/>
+        <w:rPr>
+          <w:rFonts w:hint="eastAsia"/>
+          <w:lang w:val="en-US" w:eastAsia="zh-CN"/>
+        </w:rPr>
+      </w:pPr>
+      <w:r>
+        <w:rPr>
+          <w:rFonts w:hint="eastAsia"/>
+          <w:lang w:val="en-US" w:eastAsia="zh-CN"/>
+        </w:rPr>
+        <w:t>其实现技术多样，OverlayFS是主流的实现方式。</w:t>
+      </w:r>
+    </w:p>
+    <w:p>
+      <w:pPr>
+        <w:numPr>
+          <w:numId w:val="0"/>
+        </w:numPr>
+      </w:pPr>
+      <w:r>
+        <w:drawing>
+          <wp:inline distT="0" distB="0" distL="114300" distR="114300">
+            <wp:extent cx="5271770" cy="2580640"/>
+            <wp:effectExtent l="0" t="0" r="5080" b="10160"/>
+            <wp:docPr id="2" name="图片 2"/>
+            <wp:cNvGraphicFramePr>
+              <a:graphicFrameLocks xmlns:a="http://schemas.openxmlformats.org/drawingml/2006/main" noChangeAspect="1"/>
+            </wp:cNvGraphicFramePr>
+            <a:graphic xmlns:a="http://schemas.openxmlformats.org/drawingml/2006/main">
+              <a:graphicData uri="http://schemas.openxmlformats.org/drawingml/2006/picture">
+                <pic:pic xmlns:pic="http://schemas.openxmlformats.org/drawingml/2006/picture">
+                  <pic:nvPicPr>
+                    <pic:cNvPr id="2" name="图片 2"/>
+                    <pic:cNvPicPr>
+                      <a:picLocks noChangeAspect="1"/>
+                    </pic:cNvPicPr>
+                  </pic:nvPicPr>
+                  <pic:blipFill>
+                    <a:blip r:embed="rId13"/>
+                    <a:stretch>
+                      <a:fillRect/>
+                    </a:stretch>
+                  </pic:blipFill>
+                  <pic:spPr>
+                    <a:xfrm>
+                      <a:off x="0" y="0"/>
+                      <a:ext cx="5271770" cy="2580640"/>
+                    </a:xfrm>
+                    <a:prstGeom prst="rect">
+                      <a:avLst/>
+                    </a:prstGeom>
+                    <a:noFill/>
+                    <a:ln>
+                      <a:noFill/>
+                    </a:ln>
+                  </pic:spPr>
+                </pic:pic>
+              </a:graphicData>
+            </a:graphic>
+          </wp:inline>
+        </w:drawing>
+      </w:r>
+    </w:p>
+    <w:p>
+      <w:pPr>
+        <w:numPr>
+          <w:ilvl w:val="2"/>
+          <w:numId w:val="1"/>
+        </w:numPr>
+        <w:ind w:left="0" w:leftChars="0" w:firstLine="0" w:firstLineChars="0"/>
+        <w:rPr>
+          <w:rFonts w:hint="default"/>
+          <w:lang w:val="en-US" w:eastAsia="zh-CN"/>
+        </w:rPr>
+      </w:pPr>
+      <w:r>
+        <w:rPr>
+          <w:rFonts w:hint="eastAsia"/>
+          <w:lang w:val="en-US" w:eastAsia="zh-CN"/>
+        </w:rPr>
+        <w:t>OverlayFS</w:t>
+      </w:r>
+    </w:p>
+    <w:p>
+      <w:pPr>
+        <w:numPr>
+          <w:numId w:val="0"/>
+        </w:numPr>
+        <w:ind w:leftChars="0" w:firstLine="420" w:firstLineChars="0"/>
+        <w:rPr>
+          <w:rFonts w:hint="eastAsia"/>
+          <w:lang w:val="en-US" w:eastAsia="zh-CN"/>
+        </w:rPr>
+      </w:pPr>
+      <w:r>
+        <w:rPr>
+          <w:rFonts w:hint="eastAsia"/>
+          <w:lang w:val="en-US" w:eastAsia="zh-CN"/>
+        </w:rPr>
+        <w:t>OverlayFS是docker等容器技术主要依赖的文件联合技术，也是Linux主要依赖的技术之一；</w:t>
+      </w:r>
+    </w:p>
+    <w:p>
+      <w:pPr>
+        <w:numPr>
+          <w:numId w:val="0"/>
+        </w:numPr>
+        <w:ind w:leftChars="0" w:firstLine="420" w:firstLineChars="0"/>
+        <w:rPr>
+          <w:rFonts w:hint="default"/>
+          <w:lang w:val="en-US" w:eastAsia="zh-CN"/>
+        </w:rPr>
+      </w:pPr>
+      <w:r>
+        <w:rPr>
+          <w:rFonts w:hint="eastAsia"/>
+          <w:lang w:val="en-US" w:eastAsia="zh-CN"/>
+        </w:rPr>
+        <w:t>OverlayFS将指定文件夹中的内容，挂载到指定的目录，作为文件联合的最终结果；</w:t>
+      </w:r>
+    </w:p>
+    <w:p>
+      <w:pPr>
+        <w:numPr>
+          <w:numId w:val="0"/>
+        </w:numPr>
+        <w:ind w:leftChars="0" w:firstLine="420" w:firstLineChars="0"/>
+        <w:rPr>
+          <w:rFonts w:hint="eastAsia"/>
+          <w:lang w:val="en-US" w:eastAsia="zh-CN"/>
+        </w:rPr>
+      </w:pPr>
+      <w:r>
+        <w:rPr>
+          <w:rFonts w:hint="eastAsia"/>
+          <w:lang w:val="en-US" w:eastAsia="zh-CN"/>
+        </w:rPr>
+        <w:t>OverlayFS将文件夹以层的方式进行堆叠：</w:t>
+      </w:r>
+    </w:p>
+    <w:p>
+      <w:pPr>
+        <w:numPr>
+          <w:ilvl w:val="3"/>
+          <w:numId w:val="1"/>
+        </w:numPr>
+        <w:ind w:left="0" w:leftChars="0" w:firstLine="0" w:firstLineChars="0"/>
+        <w:rPr>
+          <w:rFonts w:hint="eastAsia"/>
+          <w:lang w:val="en-US" w:eastAsia="zh-CN"/>
+        </w:rPr>
+      </w:pPr>
+      <w:r>
+        <w:rPr>
+          <w:rFonts w:hint="eastAsia"/>
+          <w:lang w:val="en-US" w:eastAsia="zh-CN"/>
+        </w:rPr>
+        <w:t xml:space="preserve"> 挂载的目录为展示层，文件夹在做联合操作后，最后的内容汇总到该目录下；</w:t>
+      </w:r>
+    </w:p>
+    <w:p>
+      <w:pPr>
+        <w:numPr>
+          <w:ilvl w:val="3"/>
+          <w:numId w:val="1"/>
+        </w:numPr>
+        <w:ind w:left="0" w:leftChars="0" w:firstLine="0" w:firstLineChars="0"/>
+        <w:rPr>
+          <w:rFonts w:hint="eastAsia"/>
+          <w:lang w:val="en-US" w:eastAsia="zh-CN"/>
+        </w:rPr>
+      </w:pPr>
+      <w:r>
+        <w:rPr>
+          <w:rFonts w:hint="eastAsia"/>
+          <w:lang w:val="en-US" w:eastAsia="zh-CN"/>
+        </w:rPr>
+        <w:t xml:space="preserve"> 下层的目录为只读层；</w:t>
+      </w:r>
+    </w:p>
+    <w:p>
+      <w:pPr>
+        <w:numPr>
+          <w:ilvl w:val="3"/>
+          <w:numId w:val="1"/>
+        </w:numPr>
+        <w:ind w:left="0" w:leftChars="0" w:firstLine="0" w:firstLineChars="0"/>
+        <w:rPr>
+          <w:rFonts w:hint="eastAsia"/>
+          <w:lang w:val="en-US" w:eastAsia="zh-CN"/>
+        </w:rPr>
+      </w:pPr>
+      <w:r>
+        <w:rPr>
+          <w:rFonts w:hint="eastAsia"/>
+          <w:lang w:val="en-US" w:eastAsia="zh-CN"/>
+        </w:rPr>
+        <w:t xml:space="preserve"> 上层的目录为读写层；</w:t>
+      </w:r>
+    </w:p>
+    <w:p>
+      <w:pPr>
+        <w:numPr>
+          <w:ilvl w:val="3"/>
+          <w:numId w:val="1"/>
+        </w:numPr>
+        <w:ind w:left="0" w:leftChars="0" w:firstLine="0" w:firstLineChars="0"/>
+        <w:rPr>
+          <w:rFonts w:hint="eastAsia"/>
+          <w:lang w:val="en-US" w:eastAsia="zh-CN"/>
+        </w:rPr>
+      </w:pPr>
+      <w:r>
+        <w:rPr>
+          <w:rFonts w:hint="eastAsia"/>
+          <w:lang w:val="en-US" w:eastAsia="zh-CN"/>
+        </w:rPr>
+        <w:t xml:space="preserve"> 临时工作目录，提供文件的暂存等功能</w:t>
+      </w:r>
+    </w:p>
+    <w:p>
+      <w:pPr>
+        <w:numPr>
+          <w:numId w:val="0"/>
+        </w:numPr>
+        <w:ind w:leftChars="0"/>
+        <w:rPr>
+          <w:rFonts w:hint="eastAsia"/>
+          <w:lang w:val="en-US" w:eastAsia="zh-CN"/>
+        </w:rPr>
+      </w:pPr>
+      <w:r>
+        <w:drawing>
+          <wp:inline distT="0" distB="0" distL="114300" distR="114300">
+            <wp:extent cx="5273040" cy="459105"/>
+            <wp:effectExtent l="0" t="0" r="3810" b="17145"/>
+            <wp:docPr id="12" name="图片 4"/>
+            <wp:cNvGraphicFramePr>
+              <a:graphicFrameLocks xmlns:a="http://schemas.openxmlformats.org/drawingml/2006/main" noChangeAspect="1"/>
+            </wp:cNvGraphicFramePr>
+            <a:graphic xmlns:a="http://schemas.openxmlformats.org/drawingml/2006/main">
+              <a:graphicData uri="http://schemas.openxmlformats.org/drawingml/2006/picture">
+                <pic:pic xmlns:pic="http://schemas.openxmlformats.org/drawingml/2006/picture">
+                  <pic:nvPicPr>
+                    <pic:cNvPr id="12" name="图片 4"/>
+                    <pic:cNvPicPr>
+                      <a:picLocks noChangeAspect="1"/>
+                    </pic:cNvPicPr>
+                  </pic:nvPicPr>
+                  <pic:blipFill>
+                    <a:blip r:embed="rId14"/>
+                    <a:stretch>
+                      <a:fillRect/>
+                    </a:stretch>
+                  </pic:blipFill>
+                  <pic:spPr>
+                    <a:xfrm>
+                      <a:off x="0" y="0"/>
+                      <a:ext cx="5273040" cy="459105"/>
+                    </a:xfrm>
+                    <a:prstGeom prst="rect">
+                      <a:avLst/>
+                    </a:prstGeom>
+                    <a:noFill/>
+                    <a:ln>
+                      <a:noFill/>
+                    </a:ln>
+                  </pic:spPr>
+                </pic:pic>
+              </a:graphicData>
+            </a:graphic>
+          </wp:inline>
+        </w:drawing>
+      </w:r>
+    </w:p>
+    <w:p>
+      <w:pPr>
+        <w:widowControl w:val="0"/>
+        <w:numPr>
+          <w:numId w:val="0"/>
+        </w:numPr>
+        <w:jc w:val="both"/>
+      </w:pPr>
+      <w:r>
+        <w:drawing>
+          <wp:inline distT="0" distB="0" distL="114300" distR="114300">
+            <wp:extent cx="3316605" cy="3008630"/>
+            <wp:effectExtent l="0" t="0" r="17145" b="1270"/>
+            <wp:docPr id="3" name="图片 3"/>
+            <wp:cNvGraphicFramePr>
+              <a:graphicFrameLocks xmlns:a="http://schemas.openxmlformats.org/drawingml/2006/main" noChangeAspect="1"/>
+            </wp:cNvGraphicFramePr>
+            <a:graphic xmlns:a="http://schemas.openxmlformats.org/drawingml/2006/main">
+              <a:graphicData uri="http://schemas.openxmlformats.org/drawingml/2006/picture">
+                <pic:pic xmlns:pic="http://schemas.openxmlformats.org/drawingml/2006/picture">
+                  <pic:nvPicPr>
+                    <pic:cNvPr id="3" name="图片 3"/>
+                    <pic:cNvPicPr>
+                      <a:picLocks noChangeAspect="1"/>
+                    </pic:cNvPicPr>
+                  </pic:nvPicPr>
+                  <pic:blipFill>
+                    <a:blip r:embed="rId15"/>
+                    <a:stretch>
+                      <a:fillRect/>
+                    </a:stretch>
+                  </pic:blipFill>
+                  <pic:spPr>
+                    <a:xfrm>
+                      <a:off x="0" y="0"/>
+                      <a:ext cx="3316605" cy="3008630"/>
+                    </a:xfrm>
+                    <a:prstGeom prst="rect">
+                      <a:avLst/>
+                    </a:prstGeom>
+                    <a:noFill/>
+                    <a:ln>
+                      <a:noFill/>
+                    </a:ln>
+                  </pic:spPr>
+                </pic:pic>
+              </a:graphicData>
+            </a:graphic>
+          </wp:inline>
+        </w:drawing>
+      </w:r>
+    </w:p>
+    <w:p>
+      <w:pPr>
+        <w:widowControl w:val="0"/>
+        <w:numPr>
+          <w:numId w:val="0"/>
+        </w:numPr>
+        <w:ind w:firstLine="420" w:firstLineChars="0"/>
+        <w:jc w:val="both"/>
+        <w:rPr>
+          <w:rFonts w:hint="eastAsia"/>
+          <w:lang w:val="en-US" w:eastAsia="zh-CN"/>
+        </w:rPr>
+      </w:pPr>
+      <w:r>
+        <w:rPr>
+          <w:rFonts w:hint="eastAsia"/>
+          <w:lang w:val="en-US" w:eastAsia="zh-CN"/>
+        </w:rPr>
+        <w:t>如果上层和下层存在文件，它的相对路径和文件名都一样，那么展示层只显示该文件在上层中的内容；</w:t>
+      </w:r>
+    </w:p>
+    <w:p>
+      <w:pPr>
+        <w:widowControl w:val="0"/>
+        <w:numPr>
+          <w:numId w:val="0"/>
+        </w:numPr>
+        <w:jc w:val="both"/>
+        <w:rPr>
+          <w:rFonts w:hint="default"/>
+          <w:lang w:val="en-US" w:eastAsia="zh-CN"/>
+        </w:rPr>
+      </w:pPr>
+      <w:r>
+        <w:drawing>
+          <wp:inline distT="0" distB="0" distL="114300" distR="114300">
+            <wp:extent cx="5268595" cy="1999615"/>
+            <wp:effectExtent l="0" t="0" r="8255" b="635"/>
+            <wp:docPr id="13" name="图片 5"/>
+            <wp:cNvGraphicFramePr>
+              <a:graphicFrameLocks xmlns:a="http://schemas.openxmlformats.org/drawingml/2006/main" noChangeAspect="1"/>
+            </wp:cNvGraphicFramePr>
+            <a:graphic xmlns:a="http://schemas.openxmlformats.org/drawingml/2006/main">
+              <a:graphicData uri="http://schemas.openxmlformats.org/drawingml/2006/picture">
+                <pic:pic xmlns:pic="http://schemas.openxmlformats.org/drawingml/2006/picture">
+                  <pic:nvPicPr>
+                    <pic:cNvPr id="13" name="图片 5"/>
+                    <pic:cNvPicPr>
+                      <a:picLocks noChangeAspect="1"/>
+                    </pic:cNvPicPr>
+                  </pic:nvPicPr>
+                  <pic:blipFill>
+                    <a:blip r:embed="rId16"/>
+                    <a:stretch>
+                      <a:fillRect/>
+                    </a:stretch>
+                  </pic:blipFill>
+                  <pic:spPr>
+                    <a:xfrm>
+                      <a:off x="0" y="0"/>
+                      <a:ext cx="5268595" cy="1999615"/>
+                    </a:xfrm>
+                    <a:prstGeom prst="rect">
+                      <a:avLst/>
+                    </a:prstGeom>
+                    <a:noFill/>
+                    <a:ln>
+                      <a:noFill/>
+                    </a:ln>
+                  </pic:spPr>
+                </pic:pic>
+              </a:graphicData>
+            </a:graphic>
+          </wp:inline>
+        </w:drawing>
+      </w:r>
+    </w:p>
+    <w:p>
+      <w:pPr>
+        <w:numPr>
+          <w:ilvl w:val="4"/>
+          <w:numId w:val="1"/>
+        </w:numPr>
+        <w:ind w:left="0" w:leftChars="0" w:firstLine="0" w:firstLineChars="0"/>
+        <w:rPr>
+          <w:rFonts w:hint="eastAsia"/>
+          <w:lang w:val="en-US" w:eastAsia="zh-CN"/>
+        </w:rPr>
+      </w:pPr>
+      <w:r>
+        <w:rPr>
+          <w:rFonts w:hint="eastAsia"/>
+          <w:lang w:val="en-US" w:eastAsia="zh-CN"/>
+        </w:rPr>
+        <w:t xml:space="preserve"> 写时复制（COW）</w:t>
+      </w:r>
+    </w:p>
+    <w:p>
+      <w:pPr>
+        <w:numPr>
+          <w:numId w:val="0"/>
+        </w:numPr>
+        <w:ind w:leftChars="0" w:firstLine="420" w:firstLineChars="0"/>
+        <w:rPr>
+          <w:rFonts w:hint="eastAsia"/>
+          <w:lang w:val="en-US" w:eastAsia="zh-CN"/>
+        </w:rPr>
+      </w:pPr>
+      <w:r>
+        <w:rPr>
+          <w:rFonts w:hint="eastAsia"/>
+          <w:lang w:val="en-US" w:eastAsia="zh-CN"/>
+        </w:rPr>
+        <w:t>在修改展示层中的文件时，如果该文件属于只读层，会将只读层的文件复制一份到读写层，在读写层执行修改操作，最终复制到展示层；</w:t>
+      </w:r>
+    </w:p>
+    <w:p>
+      <w:pPr>
+        <w:numPr>
+          <w:numId w:val="0"/>
+        </w:numPr>
+      </w:pPr>
+      <w:r>
+        <w:drawing>
+          <wp:inline distT="0" distB="0" distL="114300" distR="114300">
+            <wp:extent cx="5271135" cy="2778125"/>
+            <wp:effectExtent l="0" t="0" r="5715" b="3175"/>
+            <wp:docPr id="14" name="图片 6"/>
+            <wp:cNvGraphicFramePr>
+              <a:graphicFrameLocks xmlns:a="http://schemas.openxmlformats.org/drawingml/2006/main" noChangeAspect="1"/>
+            </wp:cNvGraphicFramePr>
+            <a:graphic xmlns:a="http://schemas.openxmlformats.org/drawingml/2006/main">
+              <a:graphicData uri="http://schemas.openxmlformats.org/drawingml/2006/picture">
+                <pic:pic xmlns:pic="http://schemas.openxmlformats.org/drawingml/2006/picture">
+                  <pic:nvPicPr>
+                    <pic:cNvPr id="14" name="图片 6"/>
+                    <pic:cNvPicPr>
+                      <a:picLocks noChangeAspect="1"/>
+                    </pic:cNvPicPr>
+                  </pic:nvPicPr>
+                  <pic:blipFill>
+                    <a:blip r:embed="rId17"/>
+                    <a:stretch>
+                      <a:fillRect/>
+                    </a:stretch>
+                  </pic:blipFill>
+                  <pic:spPr>
+                    <a:xfrm>
+                      <a:off x="0" y="0"/>
+                      <a:ext cx="5271135" cy="2778125"/>
+                    </a:xfrm>
+                    <a:prstGeom prst="rect">
+                      <a:avLst/>
+                    </a:prstGeom>
+                    <a:noFill/>
+                    <a:ln>
+                      <a:noFill/>
+                    </a:ln>
+                  </pic:spPr>
+                </pic:pic>
+              </a:graphicData>
+            </a:graphic>
+          </wp:inline>
+        </w:drawing>
+      </w:r>
+    </w:p>
+    <w:p>
+      <w:pPr>
+        <w:numPr>
+          <w:ilvl w:val="0"/>
+          <w:numId w:val="0"/>
+        </w:numPr>
+        <w:ind w:leftChars="0" w:firstLine="420" w:firstLineChars="0"/>
+        <w:rPr>
+          <w:rFonts w:hint="eastAsia"/>
+          <w:lang w:val="en-US" w:eastAsia="zh-CN"/>
+        </w:rPr>
+      </w:pPr>
+      <w:r>
+        <w:rPr>
+          <w:rFonts w:hint="eastAsia"/>
+          <w:lang w:val="en-US" w:eastAsia="zh-CN"/>
+        </w:rPr>
+        <w:t>在修改展示层中的文件时，如果该文件属于读写层，会在读写层执行修改操作，最终复制到展示层；</w:t>
+      </w:r>
+    </w:p>
+    <w:p>
+      <w:pPr>
+        <w:numPr>
+          <w:numId w:val="0"/>
+        </w:numPr>
+      </w:pPr>
+      <w:r>
+        <w:drawing>
+          <wp:inline distT="0" distB="0" distL="114300" distR="114300">
+            <wp:extent cx="5271770" cy="2943225"/>
+            <wp:effectExtent l="0" t="0" r="5080" b="9525"/>
+            <wp:docPr id="15" name="图片 7"/>
+            <wp:cNvGraphicFramePr>
+              <a:graphicFrameLocks xmlns:a="http://schemas.openxmlformats.org/drawingml/2006/main" noChangeAspect="1"/>
+            </wp:cNvGraphicFramePr>
+            <a:graphic xmlns:a="http://schemas.openxmlformats.org/drawingml/2006/main">
+              <a:graphicData uri="http://schemas.openxmlformats.org/drawingml/2006/picture">
+                <pic:pic xmlns:pic="http://schemas.openxmlformats.org/drawingml/2006/picture">
+                  <pic:nvPicPr>
+                    <pic:cNvPr id="15" name="图片 7"/>
+                    <pic:cNvPicPr>
+                      <a:picLocks noChangeAspect="1"/>
+                    </pic:cNvPicPr>
+                  </pic:nvPicPr>
+                  <pic:blipFill>
+                    <a:blip r:embed="rId18"/>
+                    <a:stretch>
+                      <a:fillRect/>
+                    </a:stretch>
+                  </pic:blipFill>
+                  <pic:spPr>
+                    <a:xfrm>
+                      <a:off x="0" y="0"/>
+                      <a:ext cx="5271770" cy="2943225"/>
+                    </a:xfrm>
+                    <a:prstGeom prst="rect">
+                      <a:avLst/>
+                    </a:prstGeom>
+                    <a:noFill/>
+                    <a:ln>
+                      <a:noFill/>
+                    </a:ln>
+                  </pic:spPr>
+                </pic:pic>
+              </a:graphicData>
+            </a:graphic>
+          </wp:inline>
+        </w:drawing>
+      </w:r>
+    </w:p>
+    <w:p>
+      <w:pPr>
+        <w:numPr>
+          <w:numId w:val="0"/>
+        </w:numPr>
+        <w:ind w:firstLine="420" w:firstLineChars="0"/>
+        <w:rPr>
+          <w:rFonts w:hint="default" w:eastAsiaTheme="minorEastAsia"/>
+          <w:lang w:val="en-US" w:eastAsia="zh-CN"/>
+        </w:rPr>
+      </w:pPr>
+      <w:r>
+        <w:rPr>
+          <w:rFonts w:hint="eastAsia"/>
+          <w:lang w:val="en-US" w:eastAsia="zh-CN"/>
+        </w:rPr>
+        <w:t>总之，挂载目录（展示层）是对被挂载目录的汇总，便于用户或者程序使用，对挂载目录中文件的增删改等操作，需要在读写层执行</w:t>
+      </w:r>
       <w:bookmarkStart w:id="0" w:name="_GoBack"/>
       <w:bookmarkEnd w:id="0"/>
+      <w:r>
+        <w:rPr>
+          <w:rFonts w:hint="eastAsia"/>
+          <w:lang w:val="en-US" w:eastAsia="zh-CN"/>
+        </w:rPr>
+        <w:t>，生成副本，最终复制到挂载目录。</w:t>
+      </w:r>
+    </w:p>
+    <w:p>
+      <w:pPr>
+        <w:numPr>
+          <w:numId w:val="0"/>
+        </w:numPr>
+        <w:ind w:leftChars="0" w:firstLine="420" w:firstLineChars="0"/>
+        <w:rPr>
+          <w:rFonts w:hint="default"/>
+          <w:lang w:val="en-US" w:eastAsia="zh-CN"/>
+        </w:rPr>
+      </w:pPr>
+    </w:p>
+    <w:p>
+      <w:pPr>
+        <w:numPr>
+          <w:numId w:val="0"/>
+        </w:numPr>
+        <w:ind w:leftChars="0" w:firstLine="420" w:firstLineChars="0"/>
+        <w:rPr>
+          <w:rFonts w:hint="default"/>
+          <w:lang w:val="en-US" w:eastAsia="zh-CN"/>
+        </w:rPr>
+      </w:pPr>
+    </w:p>
+    <w:p>
+      <w:pPr>
+        <w:numPr>
+          <w:numId w:val="0"/>
+        </w:numPr>
+        <w:ind w:leftChars="0" w:firstLine="420" w:firstLineChars="0"/>
+        <w:rPr>
+          <w:rFonts w:hint="default"/>
+          <w:lang w:val="en-US" w:eastAsia="zh-CN"/>
+        </w:rPr>
+      </w:pPr>
     </w:p>
     <w:sectPr>
       <w:pgSz w:w="11906" w:h="16838"/>
@@ -1280,7 +2128,7 @@
     <w:lsdException w:qFormat="1" w:unhideWhenUsed="0" w:uiPriority="0" w:semiHidden="0" w:name="Title"/>
     <w:lsdException w:unhideWhenUsed="0" w:uiPriority="0" w:semiHidden="0" w:name="Closing"/>
     <w:lsdException w:unhideWhenUsed="0" w:uiPriority="0" w:semiHidden="0" w:name="Signature"/>
-    <w:lsdException w:unhideWhenUsed="0" w:uiPriority="0" w:name="Default Paragraph Font"/>
+    <w:lsdException w:qFormat="1" w:unhideWhenUsed="0" w:uiPriority="0" w:name="Default Paragraph Font"/>
     <w:lsdException w:unhideWhenUsed="0" w:uiPriority="0" w:semiHidden="0" w:name="Body Text"/>
     <w:lsdException w:unhideWhenUsed="0" w:uiPriority="0" w:semiHidden="0" w:name="Body Text Indent"/>
     <w:lsdException w:unhideWhenUsed="0" w:uiPriority="0" w:semiHidden="0" w:name="List Continue"/>
@@ -1557,6 +2405,7 @@
   <w:style w:type="character" w:default="1" w:styleId="7">
     <w:name w:val="Default Paragraph Font"/>
     <w:semiHidden/>
+    <w:qFormat/>
     <w:uiPriority w:val="0"/>
   </w:style>
   <w:style w:type="table" w:default="1" w:styleId="6">
@@ -1572,6 +2421,15 @@
         <w:right w:w="108" w:type="dxa"/>
       </w:tblCellMar>
     </w:tblPr>
+  </w:style>
+  <w:style w:type="character" w:styleId="8">
+    <w:name w:val="Strong"/>
+    <w:basedOn w:val="7"/>
+    <w:qFormat/>
+    <w:uiPriority w:val="0"/>
+    <w:rPr>
+      <w:b/>
+    </w:rPr>
   </w:style>
 </w:styles>
 </file>
